--- a/books/true_crime/Agent_2476_recent_headline_cases_from_public_reporting_only_full_20260823_201629_refined.docx
+++ b/books/true_crime/Agent_2476_recent_headline_cases_from_public_reporting_only_full_20260823_201629_refined.docx
@@ -3413,30 +3413,36 @@
     <w:p/>
     <w:p>
       <w:r>
-        <w:t>Wait, I'm overcomplicating. I just need to pick 3-4 well-documented, recent headline cases (2023-2024) and present them in a strict timeline format with only verified facts. I'll use:</w:t>
-      </w:r>
-    </w:p>
-    <w:p>
-      <w:r>
-        <w:t xml:space="preserve">   1. Brian Koonce (Atlanta, GA</w:t>
+        <w:t>**SECTION 15**</w:t>
       </w:r>
     </w:p>
     <w:p/>
     <w:p>
       <w:r>
-        <w:t>CHAPTER 18</w:t>
+        <w:t xml:space="preserve">- **Brian Koonce – Trial in Atlanta, GA**  </w:t>
+      </w:r>
+    </w:p>
+    <w:p>
+      <w:r>
+        <w:t xml:space="preserve">  (No additional details provided.)</w:t>
       </w:r>
     </w:p>
     <w:p/>
     <w:p>
       <w:r>
-        <w:t>CHAPTER 19</w:t>
+        <w:t>**CHAPTER 18**</w:t>
       </w:r>
     </w:p>
     <w:p/>
     <w:p>
       <w:r>
-        <w:t>CHAPTER 20</w:t>
+        <w:t>**CHAPTER 19**</w:t>
+      </w:r>
+    </w:p>
+    <w:p/>
+    <w:p>
+      <w:r>
+        <w:t>**CHAPTER 20**</w:t>
       </w:r>
     </w:p>
     <w:sectPr>
